--- a/6. Sound the Alarm Detection and Response/Incident-handler-s-journal-.docx
+++ b/6. Sound the Alarm Detection and Response/Incident-handler-s-journal-.docx
@@ -62,7 +62,25 @@
           <w:sz w:val="24"/>
           <w:szCs w:val="24"/>
         </w:rPr>
-        <w:t>As you continue through this course, you may use this template to record your findings after completing an activity or to take notes on what you've learned about a specific tool or concept. You can also use this journal as a way to log the key takeaways about the different cybersecurity tools or concepts you encounter in this course.</w:t>
+        <w:t xml:space="preserve">As you continue through this course, you may use this template to record your findings after completing an activity or to take notes on what you've learned about a specific tool or concept. You can also use this journal </w:t>
+      </w:r>
+      <w:proofErr w:type="gramStart"/>
+      <w:r>
+        <w:rPr>
+          <w:rFonts w:ascii="Google Sans" w:eastAsia="Google Sans" w:hAnsi="Google Sans" w:cs="Google Sans"/>
+          <w:sz w:val="24"/>
+          <w:szCs w:val="24"/>
+        </w:rPr>
+        <w:t>as a way to</w:t>
+      </w:r>
+      <w:proofErr w:type="gramEnd"/>
+      <w:r>
+        <w:rPr>
+          <w:rFonts w:ascii="Google Sans" w:eastAsia="Google Sans" w:hAnsi="Google Sans" w:cs="Google Sans"/>
+          <w:sz w:val="24"/>
+          <w:szCs w:val="24"/>
+        </w:rPr>
+        <w:t xml:space="preserve"> log the key takeaways about the different cybersecurity tools or concepts you encounter in this course.</w:t>
       </w:r>
     </w:p>
     <w:tbl>
@@ -754,7 +772,23 @@
                 <w:rFonts w:ascii="Google Sans" w:eastAsia="Google Sans" w:hAnsi="Google Sans" w:cs="Google Sans"/>
                 <w:color w:val="EE0000"/>
               </w:rPr>
-              <w:t>Were employees previously trained on identifying phishing attempts?</w:t>
+              <w:t xml:space="preserve">Were employees previously trained </w:t>
+            </w:r>
+            <w:proofErr w:type="gramStart"/>
+            <w:r>
+              <w:rPr>
+                <w:rFonts w:ascii="Google Sans" w:eastAsia="Google Sans" w:hAnsi="Google Sans" w:cs="Google Sans"/>
+                <w:color w:val="EE0000"/>
+              </w:rPr>
+              <w:t>on</w:t>
+            </w:r>
+            <w:proofErr w:type="gramEnd"/>
+            <w:r>
+              <w:rPr>
+                <w:rFonts w:ascii="Google Sans" w:eastAsia="Google Sans" w:hAnsi="Google Sans" w:cs="Google Sans"/>
+                <w:color w:val="EE0000"/>
+              </w:rPr>
+              <w:t xml:space="preserve"> identifying phishing attempts?</w:t>
             </w:r>
           </w:p>
           <w:p>
@@ -1179,7 +1213,23 @@
                 <w:rFonts w:ascii="Google Sans" w:eastAsia="Google Sans" w:hAnsi="Google Sans" w:cs="Google Sans"/>
                 <w:color w:val="434343"/>
               </w:rPr>
-              <w:t>Capture the 5 W's of an incident.</w:t>
+              <w:t xml:space="preserve">Capture the 5 </w:t>
+            </w:r>
+            <w:proofErr w:type="gramStart"/>
+            <w:r>
+              <w:rPr>
+                <w:rFonts w:ascii="Google Sans" w:eastAsia="Google Sans" w:hAnsi="Google Sans" w:cs="Google Sans"/>
+                <w:color w:val="434343"/>
+              </w:rPr>
+              <w:t>W's</w:t>
+            </w:r>
+            <w:proofErr w:type="gramEnd"/>
+            <w:r>
+              <w:rPr>
+                <w:rFonts w:ascii="Google Sans" w:eastAsia="Google Sans" w:hAnsi="Google Sans" w:cs="Google Sans"/>
+                <w:color w:val="434343"/>
+              </w:rPr>
+              <w:t xml:space="preserve"> of an incident.</w:t>
             </w:r>
           </w:p>
           <w:p>
@@ -1224,14 +1274,7 @@
                 <w:rFonts w:ascii="Google Sans" w:eastAsia="Google Sans" w:hAnsi="Google Sans" w:cs="Google Sans"/>
                 <w:color w:val="EE0000"/>
               </w:rPr>
-              <w:t>The incident was caused by an external malicious sender impersonating a job applicant</w:t>
-            </w:r>
-            <w:r>
-              <w:rPr>
-                <w:rFonts w:ascii="Google Sans" w:eastAsia="Google Sans" w:hAnsi="Google Sans" w:cs="Google Sans"/>
-                <w:color w:val="EE0000"/>
-              </w:rPr>
-              <w:t>.</w:t>
+              <w:t>The incident was caused by an external malicious sender impersonating a job applicant.</w:t>
             </w:r>
           </w:p>
           <w:p>
@@ -1276,14 +1319,7 @@
                 <w:rFonts w:ascii="Google Sans" w:eastAsia="Google Sans" w:hAnsi="Google Sans" w:cs="Google Sans"/>
                 <w:color w:val="EE0000"/>
               </w:rPr>
-              <w:t>A phishing email was sent to the HR department mailbox</w:t>
-            </w:r>
-            <w:r>
-              <w:rPr>
-                <w:rFonts w:ascii="Google Sans" w:eastAsia="Google Sans" w:hAnsi="Google Sans" w:cs="Google Sans"/>
-                <w:color w:val="EE0000"/>
-              </w:rPr>
-              <w:t>.</w:t>
+              <w:t>A phishing email was sent to the HR department mailbox.</w:t>
             </w:r>
           </w:p>
           <w:p>
@@ -1346,7 +1382,25 @@
                 <w:color w:val="EE0000"/>
                 <w:lang w:val="en-US"/>
               </w:rPr>
-              <w:t>Wednesday, July 20, 2022 at 09:30:14 AM</w:t>
+              <w:t xml:space="preserve">Wednesday, July 20, </w:t>
+            </w:r>
+            <w:proofErr w:type="gramStart"/>
+            <w:r>
+              <w:rPr>
+                <w:rFonts w:ascii="Google Sans" w:eastAsia="Google Sans" w:hAnsi="Google Sans" w:cs="Google Sans"/>
+                <w:color w:val="EE0000"/>
+                <w:lang w:val="en-US"/>
+              </w:rPr>
+              <w:t>2022</w:t>
+            </w:r>
+            <w:proofErr w:type="gramEnd"/>
+            <w:r>
+              <w:rPr>
+                <w:rFonts w:ascii="Google Sans" w:eastAsia="Google Sans" w:hAnsi="Google Sans" w:cs="Google Sans"/>
+                <w:color w:val="EE0000"/>
+                <w:lang w:val="en-US"/>
+              </w:rPr>
+              <w:t xml:space="preserve"> at 09:30:14 AM</w:t>
             </w:r>
             <w:r>
               <w:rPr>
@@ -1399,14 +1453,7 @@
                 <w:rFonts w:ascii="Google Sans" w:eastAsia="Google Sans" w:hAnsi="Google Sans" w:cs="Google Sans"/>
                 <w:color w:val="EE0000"/>
               </w:rPr>
-              <w:t>T</w:t>
-            </w:r>
-            <w:r>
-              <w:rPr>
-                <w:rFonts w:ascii="Google Sans" w:eastAsia="Google Sans" w:hAnsi="Google Sans" w:cs="Google Sans"/>
-                <w:color w:val="EE0000"/>
-              </w:rPr>
-              <w:t>he incident occurred within the organization’s corporate email environment, specifically targeting the HR department.</w:t>
+              <w:t>The incident occurred within the organization’s corporate email environment, specifically targeting the HR department.</w:t>
             </w:r>
           </w:p>
           <w:p>
@@ -1453,68 +1500,14 @@
                 <w:color w:val="EE0000"/>
                 <w:lang w:val="en-US"/>
               </w:rPr>
-              <w:t>The incident occurred as part of a phishing attack designed to</w:t>
-            </w:r>
-            <w:r>
-              <w:rPr>
-                <w:rFonts w:ascii="Google Sans" w:eastAsia="Google Sans" w:hAnsi="Google Sans" w:cs="Google Sans"/>
-                <w:color w:val="EE0000"/>
-                <w:lang w:val="en-US"/>
-              </w:rPr>
-              <w:t xml:space="preserve"> t</w:t>
-            </w:r>
-            <w:r>
-              <w:rPr>
-                <w:rFonts w:ascii="Google Sans" w:eastAsia="Google Sans" w:hAnsi="Google Sans" w:cs="Google Sans"/>
-                <w:color w:val="EE0000"/>
-                <w:lang w:val="en-US"/>
-              </w:rPr>
-              <w:t>rick HR personnel into opening a malicious attachment</w:t>
-            </w:r>
-            <w:r>
-              <w:rPr>
-                <w:rFonts w:ascii="Google Sans" w:eastAsia="Google Sans" w:hAnsi="Google Sans" w:cs="Google Sans"/>
-                <w:color w:val="EE0000"/>
-                <w:lang w:val="en-US"/>
-              </w:rPr>
-              <w:t xml:space="preserve"> and b</w:t>
-            </w:r>
-            <w:r>
-              <w:rPr>
-                <w:rFonts w:ascii="Google Sans" w:eastAsia="Google Sans" w:hAnsi="Google Sans" w:cs="Google Sans"/>
-                <w:color w:val="EE0000"/>
-                <w:lang w:val="en-US"/>
-              </w:rPr>
-              <w:t>ypass email suspicion by posing as a job applicant</w:t>
-            </w:r>
-            <w:r>
-              <w:rPr>
-                <w:rFonts w:ascii="Google Sans" w:eastAsia="Google Sans" w:hAnsi="Google Sans" w:cs="Google Sans"/>
-                <w:color w:val="EE0000"/>
-                <w:lang w:val="en-US"/>
-              </w:rPr>
-              <w:t xml:space="preserve">. </w:t>
-            </w:r>
-            <w:r>
-              <w:rPr>
-                <w:rFonts w:ascii="Google Sans" w:eastAsia="Google Sans" w:hAnsi="Google Sans" w:cs="Google Sans"/>
-                <w:color w:val="EE0000"/>
-              </w:rPr>
-              <w:t>The attacker leveraged social engineering tactics</w:t>
-            </w:r>
-            <w:r>
-              <w:rPr>
-                <w:rFonts w:ascii="Google Sans" w:eastAsia="Google Sans" w:hAnsi="Google Sans" w:cs="Google Sans"/>
-                <w:color w:val="EE0000"/>
-              </w:rPr>
-              <w:t xml:space="preserve"> </w:t>
-            </w:r>
-            <w:r>
-              <w:rPr>
-                <w:rFonts w:ascii="Google Sans" w:eastAsia="Google Sans" w:hAnsi="Google Sans" w:cs="Google Sans"/>
-                <w:color w:val="EE0000"/>
-              </w:rPr>
-              <w:t>to increase the likelihood of execution.</w:t>
+              <w:t xml:space="preserve">The incident occurred as part of a phishing attack designed to trick HR personnel into opening a malicious attachment and bypass email suspicion by posing as a job applicant. </w:t>
+            </w:r>
+            <w:r>
+              <w:rPr>
+                <w:rFonts w:ascii="Google Sans" w:eastAsia="Google Sans" w:hAnsi="Google Sans" w:cs="Google Sans"/>
+                <w:color w:val="EE0000"/>
+              </w:rPr>
+              <w:t>The attacker leveraged social engineering tactics to increase the likelihood of execution.</w:t>
             </w:r>
           </w:p>
         </w:tc>
@@ -1590,7 +1583,23 @@
                 <w:rFonts w:ascii="Google Sans" w:eastAsia="Google Sans" w:hAnsi="Google Sans" w:cs="Google Sans"/>
                 <w:color w:val="EE0000"/>
               </w:rPr>
-              <w:t>The email is a clear phishing attempt leveraging social engineering by posing as a job applicant for an “Infrastructure Engineer” role. The subject line contains a spelling error (“Egnieer”), which is a common phishing indicator.</w:t>
+              <w:t>The email is a clear phishing attempt leveraging social engineering by posing as a job applicant for an “Infrastructure Engineer” role. The subject line contains a spelling error (“</w:t>
+            </w:r>
+            <w:proofErr w:type="spellStart"/>
+            <w:r>
+              <w:rPr>
+                <w:rFonts w:ascii="Google Sans" w:eastAsia="Google Sans" w:hAnsi="Google Sans" w:cs="Google Sans"/>
+                <w:color w:val="EE0000"/>
+              </w:rPr>
+              <w:t>Egnieer</w:t>
+            </w:r>
+            <w:proofErr w:type="spellEnd"/>
+            <w:r>
+              <w:rPr>
+                <w:rFonts w:ascii="Google Sans" w:eastAsia="Google Sans" w:hAnsi="Google Sans" w:cs="Google Sans"/>
+                <w:color w:val="EE0000"/>
+              </w:rPr>
+              <w:t>”), which is a common phishing indicator.</w:t>
             </w:r>
           </w:p>
           <w:p>
@@ -1746,9 +1755,9 @@
             <w:r>
               <w:rPr>
                 <w:rFonts w:ascii="Google Sans" w:eastAsia="Google Sans" w:hAnsi="Google Sans" w:cs="Google Sans"/>
-                <w:color w:val="434343"/>
-              </w:rPr>
-              <w:t>Record the date of the journal entry.</w:t>
+                <w:color w:val="EE0000"/>
+              </w:rPr>
+              <w:t>01.03.2026</w:t>
             </w:r>
           </w:p>
         </w:tc>
@@ -1791,9 +1800,9 @@
             <w:r>
               <w:rPr>
                 <w:rFonts w:ascii="Google Sans" w:eastAsia="Google Sans" w:hAnsi="Google Sans" w:cs="Google Sans"/>
-                <w:color w:val="434343"/>
-              </w:rPr>
-              <w:t>Record the journal entry number.</w:t>
+                <w:color w:val="EE0000"/>
+              </w:rPr>
+              <w:t>3</w:t>
             </w:r>
           </w:p>
         </w:tc>
@@ -1844,15 +1853,15 @@
               <w:spacing w:line="360" w:lineRule="auto"/>
               <w:rPr>
                 <w:rFonts w:ascii="Google Sans" w:eastAsia="Google Sans" w:hAnsi="Google Sans" w:cs="Google Sans"/>
-                <w:color w:val="434343"/>
-              </w:rPr>
-            </w:pPr>
-            <w:r>
-              <w:rPr>
-                <w:rFonts w:ascii="Google Sans" w:eastAsia="Google Sans" w:hAnsi="Google Sans" w:cs="Google Sans"/>
-                <w:color w:val="434343"/>
-              </w:rPr>
-              <w:t>Provide a brief description about the journal entry.</w:t>
+                <w:color w:val="EE0000"/>
+              </w:rPr>
+            </w:pPr>
+            <w:r>
+              <w:rPr>
+                <w:rFonts w:ascii="Google Sans" w:eastAsia="Google Sans" w:hAnsi="Google Sans" w:cs="Google Sans"/>
+                <w:color w:val="EE0000"/>
+              </w:rPr>
+              <w:t>Capturing my first packet</w:t>
             </w:r>
           </w:p>
         </w:tc>
@@ -1903,15 +1912,47 @@
               <w:spacing w:line="360" w:lineRule="auto"/>
               <w:rPr>
                 <w:rFonts w:ascii="Google Sans" w:eastAsia="Google Sans" w:hAnsi="Google Sans" w:cs="Google Sans"/>
-                <w:b/>
-              </w:rPr>
-            </w:pPr>
-            <w:r>
-              <w:rPr>
-                <w:rFonts w:ascii="Google Sans" w:eastAsia="Google Sans" w:hAnsi="Google Sans" w:cs="Google Sans"/>
-                <w:color w:val="434343"/>
-              </w:rPr>
-              <w:t>List any cybersecurity tools that were used.</w:t>
+                <w:color w:val="EE0000"/>
+              </w:rPr>
+            </w:pPr>
+            <w:r>
+              <w:rPr>
+                <w:rFonts w:ascii="Google Sans" w:eastAsia="Google Sans" w:hAnsi="Google Sans" w:cs="Google Sans"/>
+                <w:color w:val="EE0000"/>
+              </w:rPr>
+              <w:t xml:space="preserve">I used </w:t>
+            </w:r>
+            <w:proofErr w:type="spellStart"/>
+            <w:r>
+              <w:rPr>
+                <w:rFonts w:ascii="Google Sans" w:eastAsia="Google Sans" w:hAnsi="Google Sans" w:cs="Google Sans"/>
+                <w:color w:val="EE0000"/>
+              </w:rPr>
+              <w:t>tcpdump</w:t>
+            </w:r>
+            <w:proofErr w:type="spellEnd"/>
+            <w:r>
+              <w:rPr>
+                <w:rFonts w:ascii="Google Sans" w:eastAsia="Google Sans" w:hAnsi="Google Sans" w:cs="Google Sans"/>
+                <w:color w:val="EE0000"/>
+              </w:rPr>
+              <w:t xml:space="preserve"> to capture and analyze network traffic. </w:t>
+            </w:r>
+            <w:proofErr w:type="spellStart"/>
+            <w:r>
+              <w:rPr>
+                <w:rFonts w:ascii="Google Sans" w:eastAsia="Google Sans" w:hAnsi="Google Sans" w:cs="Google Sans"/>
+                <w:color w:val="EE0000"/>
+              </w:rPr>
+              <w:t>Tcpdump</w:t>
+            </w:r>
+            <w:proofErr w:type="spellEnd"/>
+            <w:r>
+              <w:rPr>
+                <w:rFonts w:ascii="Google Sans" w:eastAsia="Google Sans" w:hAnsi="Google Sans" w:cs="Google Sans"/>
+                <w:color w:val="EE0000"/>
+              </w:rPr>
+              <w:t xml:space="preserve"> is a command-line network protocol analyzer. It is valuable in cybersecurity because it enables security analysts to capture, filter, and examine network traffic for monitoring and troubleshooting purposes.</w:t>
             </w:r>
           </w:p>
         </w:tc>
@@ -1970,7 +2011,23 @@
                 <w:rFonts w:ascii="Google Sans" w:eastAsia="Google Sans" w:hAnsi="Google Sans" w:cs="Google Sans"/>
                 <w:color w:val="434343"/>
               </w:rPr>
-              <w:t>Capture the 5 W's of an incident.</w:t>
+              <w:t xml:space="preserve">Capture the 5 </w:t>
+            </w:r>
+            <w:proofErr w:type="gramStart"/>
+            <w:r>
+              <w:rPr>
+                <w:rFonts w:ascii="Google Sans" w:eastAsia="Google Sans" w:hAnsi="Google Sans" w:cs="Google Sans"/>
+                <w:color w:val="434343"/>
+              </w:rPr>
+              <w:t>W's</w:t>
+            </w:r>
+            <w:proofErr w:type="gramEnd"/>
+            <w:r>
+              <w:rPr>
+                <w:rFonts w:ascii="Google Sans" w:eastAsia="Google Sans" w:hAnsi="Google Sans" w:cs="Google Sans"/>
+                <w:color w:val="434343"/>
+              </w:rPr>
+              <w:t xml:space="preserve"> of an incident.</w:t>
             </w:r>
           </w:p>
           <w:p>
@@ -2003,6 +2060,24 @@
           </w:p>
           <w:p>
             <w:pPr>
+              <w:spacing w:line="360" w:lineRule="auto"/>
+              <w:ind w:left="720"/>
+              <w:rPr>
+                <w:rFonts w:ascii="Google Sans" w:eastAsia="Google Sans" w:hAnsi="Google Sans" w:cs="Google Sans"/>
+                <w:color w:val="EE0000"/>
+              </w:rPr>
+            </w:pPr>
+            <w:r>
+              <w:rPr>
+                <w:rFonts w:ascii="Google Sans" w:eastAsia="Google Sans" w:hAnsi="Google Sans" w:cs="Google Sans"/>
+                <w:b/>
+                <w:color w:val="EE0000"/>
+              </w:rPr>
+              <w:t>None</w:t>
+            </w:r>
+          </w:p>
+          <w:p>
+            <w:pPr>
               <w:numPr>
                 <w:ilvl w:val="0"/>
                 <w:numId w:val="1"/>
@@ -2031,6 +2106,24 @@
           </w:p>
           <w:p>
             <w:pPr>
+              <w:spacing w:line="360" w:lineRule="auto"/>
+              <w:ind w:left="720"/>
+              <w:rPr>
+                <w:rFonts w:ascii="Google Sans" w:eastAsia="Google Sans" w:hAnsi="Google Sans" w:cs="Google Sans"/>
+                <w:color w:val="EE0000"/>
+              </w:rPr>
+            </w:pPr>
+            <w:r>
+              <w:rPr>
+                <w:rFonts w:ascii="Google Sans" w:eastAsia="Google Sans" w:hAnsi="Google Sans" w:cs="Google Sans"/>
+                <w:b/>
+                <w:color w:val="EE0000"/>
+              </w:rPr>
+              <w:t>None</w:t>
+            </w:r>
+          </w:p>
+          <w:p>
+            <w:pPr>
               <w:numPr>
                 <w:ilvl w:val="0"/>
                 <w:numId w:val="1"/>
@@ -2059,6 +2152,24 @@
           </w:p>
           <w:p>
             <w:pPr>
+              <w:spacing w:line="360" w:lineRule="auto"/>
+              <w:ind w:left="720"/>
+              <w:rPr>
+                <w:rFonts w:ascii="Google Sans" w:eastAsia="Google Sans" w:hAnsi="Google Sans" w:cs="Google Sans"/>
+                <w:color w:val="EE0000"/>
+              </w:rPr>
+            </w:pPr>
+            <w:r>
+              <w:rPr>
+                <w:rFonts w:ascii="Google Sans" w:eastAsia="Google Sans" w:hAnsi="Google Sans" w:cs="Google Sans"/>
+                <w:b/>
+                <w:color w:val="EE0000"/>
+              </w:rPr>
+              <w:t>None</w:t>
+            </w:r>
+          </w:p>
+          <w:p>
+            <w:pPr>
               <w:numPr>
                 <w:ilvl w:val="0"/>
                 <w:numId w:val="1"/>
@@ -2087,6 +2198,24 @@
           </w:p>
           <w:p>
             <w:pPr>
+              <w:spacing w:line="360" w:lineRule="auto"/>
+              <w:ind w:left="720"/>
+              <w:rPr>
+                <w:rFonts w:ascii="Google Sans" w:eastAsia="Google Sans" w:hAnsi="Google Sans" w:cs="Google Sans"/>
+                <w:color w:val="EE0000"/>
+              </w:rPr>
+            </w:pPr>
+            <w:r>
+              <w:rPr>
+                <w:rFonts w:ascii="Google Sans" w:eastAsia="Google Sans" w:hAnsi="Google Sans" w:cs="Google Sans"/>
+                <w:b/>
+                <w:color w:val="EE0000"/>
+              </w:rPr>
+              <w:t>None</w:t>
+            </w:r>
+          </w:p>
+          <w:p>
+            <w:pPr>
               <w:numPr>
                 <w:ilvl w:val="0"/>
                 <w:numId w:val="1"/>
@@ -2111,6 +2240,24 @@
                 <w:color w:val="434343"/>
               </w:rPr>
               <w:t xml:space="preserve"> did the incident happen?</w:t>
+            </w:r>
+          </w:p>
+          <w:p>
+            <w:pPr>
+              <w:spacing w:line="360" w:lineRule="auto"/>
+              <w:ind w:left="720"/>
+              <w:rPr>
+                <w:rFonts w:ascii="Google Sans" w:eastAsia="Google Sans" w:hAnsi="Google Sans" w:cs="Google Sans"/>
+                <w:color w:val="434343"/>
+              </w:rPr>
+            </w:pPr>
+            <w:r>
+              <w:rPr>
+                <w:rFonts w:ascii="Google Sans" w:eastAsia="Google Sans" w:hAnsi="Google Sans" w:cs="Google Sans"/>
+                <w:b/>
+                <w:color w:val="EE0000"/>
+              </w:rPr>
+              <w:t>None</w:t>
             </w:r>
           </w:p>
         </w:tc>
@@ -2167,9 +2314,9 @@
             <w:r>
               <w:rPr>
                 <w:rFonts w:ascii="Google Sans" w:eastAsia="Google Sans" w:hAnsi="Google Sans" w:cs="Google Sans"/>
-                <w:color w:val="434343"/>
-              </w:rPr>
-              <w:t>Include any additional thoughts, questions, or findings.</w:t>
+                <w:color w:val="EE0000"/>
+              </w:rPr>
+              <w:t>As someone who is still new to working with the command-line interface, I found capturing and filtering network traffic to be challenging. I encountered a few issues due to incorrect commands. However, by carefully reviewing the instructions and repeating some steps, I successfully completed the activity and captured network traffic.</w:t>
             </w:r>
           </w:p>
         </w:tc>
@@ -2276,9 +2423,9 @@
             <w:r>
               <w:rPr>
                 <w:rFonts w:ascii="Google Sans" w:eastAsia="Google Sans" w:hAnsi="Google Sans" w:cs="Google Sans"/>
-                <w:color w:val="434343"/>
-              </w:rPr>
-              <w:t>Record the date of the journal entry.</w:t>
+                <w:color w:val="EE0000"/>
+              </w:rPr>
+              <w:t>01.03.2026</w:t>
             </w:r>
           </w:p>
         </w:tc>
@@ -2321,9 +2468,9 @@
             <w:r>
               <w:rPr>
                 <w:rFonts w:ascii="Google Sans" w:eastAsia="Google Sans" w:hAnsi="Google Sans" w:cs="Google Sans"/>
-                <w:color w:val="434343"/>
-              </w:rPr>
-              <w:t>Record the journal entry number.</w:t>
+                <w:color w:val="EE0000"/>
+              </w:rPr>
+              <w:t>4</w:t>
             </w:r>
           </w:p>
         </w:tc>
@@ -2374,15 +2521,15 @@
               <w:spacing w:line="360" w:lineRule="auto"/>
               <w:rPr>
                 <w:rFonts w:ascii="Google Sans" w:eastAsia="Google Sans" w:hAnsi="Google Sans" w:cs="Google Sans"/>
-                <w:color w:val="434343"/>
-              </w:rPr>
-            </w:pPr>
-            <w:r>
-              <w:rPr>
-                <w:rFonts w:ascii="Google Sans" w:eastAsia="Google Sans" w:hAnsi="Google Sans" w:cs="Google Sans"/>
-                <w:color w:val="434343"/>
-              </w:rPr>
-              <w:t>Provide a brief description about the journal entry.</w:t>
+                <w:color w:val="EE0000"/>
+              </w:rPr>
+            </w:pPr>
+            <w:r>
+              <w:rPr>
+                <w:rFonts w:ascii="Google Sans" w:eastAsia="Google Sans" w:hAnsi="Google Sans" w:cs="Google Sans"/>
+                <w:color w:val="EE0000"/>
+              </w:rPr>
+              <w:t>Analyzing a Packet Capture File</w:t>
             </w:r>
           </w:p>
         </w:tc>
@@ -2433,15 +2580,15 @@
               <w:spacing w:line="360" w:lineRule="auto"/>
               <w:rPr>
                 <w:rFonts w:ascii="Google Sans" w:eastAsia="Google Sans" w:hAnsi="Google Sans" w:cs="Google Sans"/>
-                <w:b/>
-              </w:rPr>
-            </w:pPr>
-            <w:r>
-              <w:rPr>
-                <w:rFonts w:ascii="Google Sans" w:eastAsia="Google Sans" w:hAnsi="Google Sans" w:cs="Google Sans"/>
-                <w:color w:val="434343"/>
-              </w:rPr>
-              <w:t>List any cybersecurity tools that were used.</w:t>
+                <w:color w:val="EE0000"/>
+              </w:rPr>
+            </w:pPr>
+            <w:r>
+              <w:rPr>
+                <w:rFonts w:ascii="Google Sans" w:eastAsia="Google Sans" w:hAnsi="Google Sans" w:cs="Google Sans"/>
+                <w:color w:val="EE0000"/>
+              </w:rPr>
+              <w:t>For this activity, I used Wireshark to examine a packet capture file. Wireshark is a network protocol analyzer with a graphical user interface. In cybersecurity, it is a valuable tool because it enables security analysts to capture, inspect, and analyze network traffic.</w:t>
             </w:r>
           </w:p>
         </w:tc>
@@ -2472,7 +2619,6 @@
               <w:rPr>
                 <w:rFonts w:ascii="Google Sans" w:eastAsia="Google Sans" w:hAnsi="Google Sans" w:cs="Google Sans"/>
               </w:rPr>
-              <w:lastRenderedPageBreak/>
               <w:t xml:space="preserve">The 5 W's </w:t>
             </w:r>
           </w:p>
@@ -2501,7 +2647,23 @@
                 <w:rFonts w:ascii="Google Sans" w:eastAsia="Google Sans" w:hAnsi="Google Sans" w:cs="Google Sans"/>
                 <w:color w:val="434343"/>
               </w:rPr>
-              <w:t>Capture the 5 W's of an incident.</w:t>
+              <w:t xml:space="preserve">Capture the 5 </w:t>
+            </w:r>
+            <w:proofErr w:type="gramStart"/>
+            <w:r>
+              <w:rPr>
+                <w:rFonts w:ascii="Google Sans" w:eastAsia="Google Sans" w:hAnsi="Google Sans" w:cs="Google Sans"/>
+                <w:color w:val="434343"/>
+              </w:rPr>
+              <w:t>W's</w:t>
+            </w:r>
+            <w:proofErr w:type="gramEnd"/>
+            <w:r>
+              <w:rPr>
+                <w:rFonts w:ascii="Google Sans" w:eastAsia="Google Sans" w:hAnsi="Google Sans" w:cs="Google Sans"/>
+                <w:color w:val="434343"/>
+              </w:rPr>
+              <w:t xml:space="preserve"> of an incident.</w:t>
             </w:r>
           </w:p>
           <w:p>
@@ -2534,6 +2696,24 @@
           </w:p>
           <w:p>
             <w:pPr>
+              <w:spacing w:line="360" w:lineRule="auto"/>
+              <w:ind w:left="720"/>
+              <w:rPr>
+                <w:rFonts w:ascii="Google Sans" w:eastAsia="Google Sans" w:hAnsi="Google Sans" w:cs="Google Sans"/>
+                <w:color w:val="EE0000"/>
+              </w:rPr>
+            </w:pPr>
+            <w:r>
+              <w:rPr>
+                <w:rFonts w:ascii="Google Sans" w:eastAsia="Google Sans" w:hAnsi="Google Sans" w:cs="Google Sans"/>
+                <w:b/>
+                <w:color w:val="EE0000"/>
+              </w:rPr>
+              <w:t>None</w:t>
+            </w:r>
+          </w:p>
+          <w:p>
+            <w:pPr>
               <w:numPr>
                 <w:ilvl w:val="0"/>
                 <w:numId w:val="1"/>
@@ -2562,6 +2742,24 @@
           </w:p>
           <w:p>
             <w:pPr>
+              <w:spacing w:line="360" w:lineRule="auto"/>
+              <w:ind w:left="720"/>
+              <w:rPr>
+                <w:rFonts w:ascii="Google Sans" w:eastAsia="Google Sans" w:hAnsi="Google Sans" w:cs="Google Sans"/>
+                <w:color w:val="EE0000"/>
+              </w:rPr>
+            </w:pPr>
+            <w:r>
+              <w:rPr>
+                <w:rFonts w:ascii="Google Sans" w:eastAsia="Google Sans" w:hAnsi="Google Sans" w:cs="Google Sans"/>
+                <w:b/>
+                <w:color w:val="EE0000"/>
+              </w:rPr>
+              <w:t>None</w:t>
+            </w:r>
+          </w:p>
+          <w:p>
+            <w:pPr>
               <w:numPr>
                 <w:ilvl w:val="0"/>
                 <w:numId w:val="1"/>
@@ -2590,6 +2788,24 @@
           </w:p>
           <w:p>
             <w:pPr>
+              <w:spacing w:line="360" w:lineRule="auto"/>
+              <w:ind w:left="720"/>
+              <w:rPr>
+                <w:rFonts w:ascii="Google Sans" w:eastAsia="Google Sans" w:hAnsi="Google Sans" w:cs="Google Sans"/>
+                <w:color w:val="EE0000"/>
+              </w:rPr>
+            </w:pPr>
+            <w:r>
+              <w:rPr>
+                <w:rFonts w:ascii="Google Sans" w:eastAsia="Google Sans" w:hAnsi="Google Sans" w:cs="Google Sans"/>
+                <w:b/>
+                <w:color w:val="EE0000"/>
+              </w:rPr>
+              <w:t>None</w:t>
+            </w:r>
+          </w:p>
+          <w:p>
+            <w:pPr>
               <w:numPr>
                 <w:ilvl w:val="0"/>
                 <w:numId w:val="1"/>
@@ -2618,6 +2834,24 @@
           </w:p>
           <w:p>
             <w:pPr>
+              <w:spacing w:line="360" w:lineRule="auto"/>
+              <w:ind w:left="720"/>
+              <w:rPr>
+                <w:rFonts w:ascii="Google Sans" w:eastAsia="Google Sans" w:hAnsi="Google Sans" w:cs="Google Sans"/>
+                <w:color w:val="EE0000"/>
+              </w:rPr>
+            </w:pPr>
+            <w:r>
+              <w:rPr>
+                <w:rFonts w:ascii="Google Sans" w:eastAsia="Google Sans" w:hAnsi="Google Sans" w:cs="Google Sans"/>
+                <w:b/>
+                <w:color w:val="EE0000"/>
+              </w:rPr>
+              <w:t>None</w:t>
+            </w:r>
+          </w:p>
+          <w:p>
+            <w:pPr>
               <w:numPr>
                 <w:ilvl w:val="0"/>
                 <w:numId w:val="1"/>
@@ -2642,6 +2876,24 @@
                 <w:color w:val="434343"/>
               </w:rPr>
               <w:t xml:space="preserve"> did the incident happen?</w:t>
+            </w:r>
+          </w:p>
+          <w:p>
+            <w:pPr>
+              <w:spacing w:line="360" w:lineRule="auto"/>
+              <w:ind w:left="720"/>
+              <w:rPr>
+                <w:rFonts w:ascii="Google Sans" w:eastAsia="Google Sans" w:hAnsi="Google Sans" w:cs="Google Sans"/>
+                <w:color w:val="434343"/>
+              </w:rPr>
+            </w:pPr>
+            <w:r>
+              <w:rPr>
+                <w:rFonts w:ascii="Google Sans" w:eastAsia="Google Sans" w:hAnsi="Google Sans" w:cs="Google Sans"/>
+                <w:b/>
+                <w:color w:val="EE0000"/>
+              </w:rPr>
+              <w:t>None</w:t>
             </w:r>
           </w:p>
         </w:tc>
@@ -2698,9 +2950,9 @@
             <w:r>
               <w:rPr>
                 <w:rFonts w:ascii="Google Sans" w:eastAsia="Google Sans" w:hAnsi="Google Sans" w:cs="Google Sans"/>
-                <w:color w:val="434343"/>
-              </w:rPr>
-              <w:t>Include any additional thoughts, questions, or findings.</w:t>
+                <w:color w:val="EE0000"/>
+              </w:rPr>
+              <w:t>Since this was my first time using Wireshark, I was eager to start the exercise and analyze a packet capture file. Initially, the interface felt overwhelming due to the amount of detailed information displayed. However, I can clearly see how powerful the tool is for gaining insight into network traffic and security events.</w:t>
             </w:r>
           </w:p>
         </w:tc>
@@ -2922,7 +3174,23 @@
                 <w:rFonts w:ascii="Google Sans" w:eastAsia="Google Sans" w:hAnsi="Google Sans" w:cs="Google Sans"/>
                 <w:color w:val="434343"/>
               </w:rPr>
-              <w:t>Provide a brief description about the journal entry.</w:t>
+              <w:t xml:space="preserve">Provide a brief description </w:t>
+            </w:r>
+            <w:proofErr w:type="gramStart"/>
+            <w:r>
+              <w:rPr>
+                <w:rFonts w:ascii="Google Sans" w:eastAsia="Google Sans" w:hAnsi="Google Sans" w:cs="Google Sans"/>
+                <w:color w:val="434343"/>
+              </w:rPr>
+              <w:t>about</w:t>
+            </w:r>
+            <w:proofErr w:type="gramEnd"/>
+            <w:r>
+              <w:rPr>
+                <w:rFonts w:ascii="Google Sans" w:eastAsia="Google Sans" w:hAnsi="Google Sans" w:cs="Google Sans"/>
+                <w:color w:val="434343"/>
+              </w:rPr>
+              <w:t xml:space="preserve"> the journal entry.</w:t>
             </w:r>
           </w:p>
         </w:tc>
@@ -3040,7 +3308,23 @@
                 <w:rFonts w:ascii="Google Sans" w:eastAsia="Google Sans" w:hAnsi="Google Sans" w:cs="Google Sans"/>
                 <w:color w:val="434343"/>
               </w:rPr>
-              <w:t>Capture the 5 W's of an incident.</w:t>
+              <w:t xml:space="preserve">Capture the 5 </w:t>
+            </w:r>
+            <w:proofErr w:type="gramStart"/>
+            <w:r>
+              <w:rPr>
+                <w:rFonts w:ascii="Google Sans" w:eastAsia="Google Sans" w:hAnsi="Google Sans" w:cs="Google Sans"/>
+                <w:color w:val="434343"/>
+              </w:rPr>
+              <w:t>W's</w:t>
+            </w:r>
+            <w:proofErr w:type="gramEnd"/>
+            <w:r>
+              <w:rPr>
+                <w:rFonts w:ascii="Google Sans" w:eastAsia="Google Sans" w:hAnsi="Google Sans" w:cs="Google Sans"/>
+                <w:color w:val="434343"/>
+              </w:rPr>
+              <w:t xml:space="preserve"> of an incident.</w:t>
             </w:r>
           </w:p>
           <w:p>
@@ -3263,7 +3547,6 @@
         </w:rPr>
       </w:pPr>
       <w:r>
-        <w:lastRenderedPageBreak/>
         <w:pict w14:anchorId="74FE0644">
           <v:rect id="_x0000_i1029" style="width:0;height:1.5pt" o:hralign="center" o:hrstd="t" o:hr="t" fillcolor="#a0a0a0" stroked="f"/>
         </w:pict>
@@ -3451,7 +3734,23 @@
                 <w:rFonts w:ascii="Google Sans" w:eastAsia="Google Sans" w:hAnsi="Google Sans" w:cs="Google Sans"/>
                 <w:color w:val="434343"/>
               </w:rPr>
-              <w:t>Provide a brief description about the journal entry.</w:t>
+              <w:t xml:space="preserve">Provide a brief description </w:t>
+            </w:r>
+            <w:proofErr w:type="gramStart"/>
+            <w:r>
+              <w:rPr>
+                <w:rFonts w:ascii="Google Sans" w:eastAsia="Google Sans" w:hAnsi="Google Sans" w:cs="Google Sans"/>
+                <w:color w:val="434343"/>
+              </w:rPr>
+              <w:t>about</w:t>
+            </w:r>
+            <w:proofErr w:type="gramEnd"/>
+            <w:r>
+              <w:rPr>
+                <w:rFonts w:ascii="Google Sans" w:eastAsia="Google Sans" w:hAnsi="Google Sans" w:cs="Google Sans"/>
+                <w:color w:val="434343"/>
+              </w:rPr>
+              <w:t xml:space="preserve"> the journal entry.</w:t>
             </w:r>
           </w:p>
         </w:tc>
@@ -3541,6 +3840,7 @@
               <w:rPr>
                 <w:rFonts w:ascii="Google Sans" w:eastAsia="Google Sans" w:hAnsi="Google Sans" w:cs="Google Sans"/>
               </w:rPr>
+              <w:lastRenderedPageBreak/>
               <w:t xml:space="preserve">The 5 W's </w:t>
             </w:r>
           </w:p>
@@ -3569,7 +3869,23 @@
                 <w:rFonts w:ascii="Google Sans" w:eastAsia="Google Sans" w:hAnsi="Google Sans" w:cs="Google Sans"/>
                 <w:color w:val="434343"/>
               </w:rPr>
-              <w:t>Capture the 5 W's of an incident.</w:t>
+              <w:t xml:space="preserve">Capture the 5 </w:t>
+            </w:r>
+            <w:proofErr w:type="gramStart"/>
+            <w:r>
+              <w:rPr>
+                <w:rFonts w:ascii="Google Sans" w:eastAsia="Google Sans" w:hAnsi="Google Sans" w:cs="Google Sans"/>
+                <w:color w:val="434343"/>
+              </w:rPr>
+              <w:t>W's</w:t>
+            </w:r>
+            <w:proofErr w:type="gramEnd"/>
+            <w:r>
+              <w:rPr>
+                <w:rFonts w:ascii="Google Sans" w:eastAsia="Google Sans" w:hAnsi="Google Sans" w:cs="Google Sans"/>
+                <w:color w:val="434343"/>
+              </w:rPr>
+              <w:t xml:space="preserve"> of an incident.</w:t>
             </w:r>
           </w:p>
           <w:p>
@@ -3794,12 +4110,21 @@
       </w:pPr>
       <w:bookmarkStart w:id="0" w:name="_x4etn4i8hw8t" w:colFirst="0" w:colLast="0"/>
       <w:bookmarkEnd w:id="0"/>
+      <w:proofErr w:type="gramStart"/>
       <w:r>
         <w:rPr>
           <w:rFonts w:ascii="Google Sans" w:eastAsia="Google Sans" w:hAnsi="Google Sans" w:cs="Google Sans"/>
           <w:color w:val="000000"/>
         </w:rPr>
-        <w:t>Need another journal entry template?</w:t>
+        <w:t>Need</w:t>
+      </w:r>
+      <w:proofErr w:type="gramEnd"/>
+      <w:r>
+        <w:rPr>
+          <w:rFonts w:ascii="Google Sans" w:eastAsia="Google Sans" w:hAnsi="Google Sans" w:cs="Google Sans"/>
+          <w:color w:val="000000"/>
+        </w:rPr>
+        <w:t xml:space="preserve"> another journal entry template?</w:t>
       </w:r>
     </w:p>
     <w:p>
@@ -3876,6 +4201,7 @@
               <w:spacing w:line="240" w:lineRule="auto"/>
               <w:rPr>
                 <w:rFonts w:ascii="Google Sans" w:eastAsia="Google Sans" w:hAnsi="Google Sans" w:cs="Google Sans"/>
+                <w:color w:val="434343"/>
               </w:rPr>
             </w:pPr>
             <w:r>
@@ -3891,6 +4217,236 @@
               </w:rPr>
               <w:t>Record additional notes.</w:t>
             </w:r>
+          </w:p>
+          <w:p>
+            <w:pPr>
+              <w:widowControl w:val="0"/>
+              <w:spacing w:line="240" w:lineRule="auto"/>
+              <w:rPr>
+                <w:rFonts w:ascii="Google Sans" w:eastAsia="Google Sans" w:hAnsi="Google Sans" w:cs="Google Sans"/>
+                <w:color w:val="434343"/>
+              </w:rPr>
+            </w:pPr>
+          </w:p>
+          <w:p>
+            <w:pPr>
+              <w:widowControl w:val="0"/>
+              <w:numPr>
+                <w:ilvl w:val="0"/>
+                <w:numId w:val="3"/>
+              </w:numPr>
+              <w:spacing w:line="240" w:lineRule="auto"/>
+              <w:rPr>
+                <w:rFonts w:ascii="Google Sans" w:eastAsia="Google Sans" w:hAnsi="Google Sans" w:cs="Google Sans"/>
+                <w:lang w:val="en-US"/>
+              </w:rPr>
+            </w:pPr>
+            <w:r>
+              <w:rPr>
+                <w:rFonts w:ascii="Google Sans" w:eastAsia="Google Sans" w:hAnsi="Google Sans" w:cs="Google Sans"/>
+                <w:lang w:val="en-US"/>
+              </w:rPr>
+              <w:t>Were there any specific activities that were challenging for you? Why or why not?</w:t>
+            </w:r>
+          </w:p>
+          <w:p>
+            <w:pPr>
+              <w:widowControl w:val="0"/>
+              <w:spacing w:line="240" w:lineRule="auto"/>
+              <w:ind w:left="720"/>
+              <w:rPr>
+                <w:rFonts w:ascii="Google Sans" w:eastAsia="Google Sans" w:hAnsi="Google Sans" w:cs="Google Sans"/>
+                <w:lang w:val="en-US"/>
+              </w:rPr>
+            </w:pPr>
+          </w:p>
+          <w:p>
+            <w:pPr>
+              <w:widowControl w:val="0"/>
+              <w:spacing w:line="240" w:lineRule="auto"/>
+              <w:ind w:left="720"/>
+              <w:rPr>
+                <w:rFonts w:ascii="Google Sans" w:eastAsia="Google Sans" w:hAnsi="Google Sans" w:cs="Google Sans"/>
+                <w:color w:val="EE0000"/>
+              </w:rPr>
+            </w:pPr>
+            <w:r>
+              <w:rPr>
+                <w:rFonts w:ascii="Google Sans" w:eastAsia="Google Sans" w:hAnsi="Google Sans" w:cs="Google Sans"/>
+                <w:color w:val="EE0000"/>
+              </w:rPr>
+              <w:t>U</w:t>
+            </w:r>
+            <w:r>
+              <w:rPr>
+                <w:rFonts w:ascii="Google Sans" w:eastAsia="Google Sans" w:hAnsi="Google Sans" w:cs="Google Sans"/>
+                <w:color w:val="EE0000"/>
+              </w:rPr>
+              <w:t xml:space="preserve">sing </w:t>
+            </w:r>
+            <w:proofErr w:type="spellStart"/>
+            <w:r>
+              <w:rPr>
+                <w:rFonts w:ascii="Google Sans" w:eastAsia="Google Sans" w:hAnsi="Google Sans" w:cs="Google Sans"/>
+                <w:color w:val="EE0000"/>
+              </w:rPr>
+              <w:t>tcpdump</w:t>
+            </w:r>
+            <w:proofErr w:type="spellEnd"/>
+            <w:r>
+              <w:rPr>
+                <w:rFonts w:ascii="Google Sans" w:eastAsia="Google Sans" w:hAnsi="Google Sans" w:cs="Google Sans"/>
+                <w:color w:val="EE0000"/>
+              </w:rPr>
+              <w:t xml:space="preserve"> to capture and filter network traffic was challenging because I am still getting comfortable with the command-line interface. I made small syntax errors at first, which caused some frustration, but repeating the steps helped me understand the commands better. Wireshark was also overwhelming initially due to the large amount of detailed information displayed.</w:t>
+            </w:r>
+          </w:p>
+          <w:p>
+            <w:pPr>
+              <w:widowControl w:val="0"/>
+              <w:spacing w:line="240" w:lineRule="auto"/>
+              <w:ind w:left="720"/>
+              <w:rPr>
+                <w:rFonts w:ascii="Google Sans" w:eastAsia="Google Sans" w:hAnsi="Google Sans" w:cs="Google Sans"/>
+                <w:lang w:val="en-US"/>
+              </w:rPr>
+            </w:pPr>
+          </w:p>
+          <w:p>
+            <w:pPr>
+              <w:widowControl w:val="0"/>
+              <w:numPr>
+                <w:ilvl w:val="0"/>
+                <w:numId w:val="3"/>
+              </w:numPr>
+              <w:spacing w:line="240" w:lineRule="auto"/>
+              <w:rPr>
+                <w:rFonts w:ascii="Google Sans" w:eastAsia="Google Sans" w:hAnsi="Google Sans" w:cs="Google Sans"/>
+                <w:lang w:val="en-US"/>
+              </w:rPr>
+            </w:pPr>
+            <w:r>
+              <w:rPr>
+                <w:rFonts w:ascii="Google Sans" w:eastAsia="Google Sans" w:hAnsi="Google Sans" w:cs="Google Sans"/>
+                <w:lang w:val="en-US"/>
+              </w:rPr>
+              <w:t>Has your understanding of incident detection and response changed since taking this course?</w:t>
+            </w:r>
+          </w:p>
+          <w:p>
+            <w:pPr>
+              <w:widowControl w:val="0"/>
+              <w:spacing w:line="240" w:lineRule="auto"/>
+              <w:ind w:left="720"/>
+              <w:rPr>
+                <w:rFonts w:ascii="Google Sans" w:eastAsia="Google Sans" w:hAnsi="Google Sans" w:cs="Google Sans"/>
+                <w:lang w:val="en-US"/>
+              </w:rPr>
+            </w:pPr>
+          </w:p>
+          <w:p>
+            <w:pPr>
+              <w:widowControl w:val="0"/>
+              <w:spacing w:line="240" w:lineRule="auto"/>
+              <w:ind w:left="720"/>
+              <w:rPr>
+                <w:rFonts w:ascii="Google Sans" w:eastAsia="Google Sans" w:hAnsi="Google Sans" w:cs="Google Sans"/>
+                <w:color w:val="EE0000"/>
+              </w:rPr>
+            </w:pPr>
+            <w:r>
+              <w:rPr>
+                <w:rFonts w:ascii="Google Sans" w:eastAsia="Google Sans" w:hAnsi="Google Sans" w:cs="Google Sans"/>
+                <w:color w:val="EE0000"/>
+              </w:rPr>
+              <w:t>M</w:t>
+            </w:r>
+            <w:r>
+              <w:rPr>
+                <w:rFonts w:ascii="Google Sans" w:eastAsia="Google Sans" w:hAnsi="Google Sans" w:cs="Google Sans"/>
+                <w:color w:val="EE0000"/>
+              </w:rPr>
+              <w:t>y understanding has improved significantly. I now see incident detection and response as a structured process that involves identifying indicators of compromise, analyzing evidence, and containing threats rather than just reacting to an attack. I also better understand how human error, such as falling for phishing emails, plays a major role in security incidents.</w:t>
+            </w:r>
+          </w:p>
+          <w:p>
+            <w:pPr>
+              <w:widowControl w:val="0"/>
+              <w:spacing w:line="240" w:lineRule="auto"/>
+              <w:ind w:left="720"/>
+              <w:rPr>
+                <w:rFonts w:ascii="Google Sans" w:eastAsia="Google Sans" w:hAnsi="Google Sans" w:cs="Google Sans"/>
+                <w:lang w:val="en-US"/>
+              </w:rPr>
+            </w:pPr>
+          </w:p>
+          <w:p>
+            <w:pPr>
+              <w:widowControl w:val="0"/>
+              <w:numPr>
+                <w:ilvl w:val="0"/>
+                <w:numId w:val="3"/>
+              </w:numPr>
+              <w:spacing w:line="240" w:lineRule="auto"/>
+              <w:rPr>
+                <w:rFonts w:ascii="Google Sans" w:eastAsia="Google Sans" w:hAnsi="Google Sans" w:cs="Google Sans"/>
+                <w:lang w:val="en-US"/>
+              </w:rPr>
+            </w:pPr>
+            <w:r>
+              <w:rPr>
+                <w:rFonts w:ascii="Google Sans" w:eastAsia="Google Sans" w:hAnsi="Google Sans" w:cs="Google Sans"/>
+                <w:lang w:val="en-US"/>
+              </w:rPr>
+              <w:t>Was there a specific tool or concept that you enjoyed the most? Why?</w:t>
+            </w:r>
+          </w:p>
+          <w:p>
+            <w:pPr>
+              <w:widowControl w:val="0"/>
+              <w:spacing w:line="240" w:lineRule="auto"/>
+              <w:ind w:left="720"/>
+              <w:rPr>
+                <w:rFonts w:ascii="Google Sans" w:eastAsia="Google Sans" w:hAnsi="Google Sans" w:cs="Google Sans"/>
+                <w:lang w:val="en-US"/>
+              </w:rPr>
+            </w:pPr>
+          </w:p>
+          <w:p>
+            <w:pPr>
+              <w:widowControl w:val="0"/>
+              <w:spacing w:line="240" w:lineRule="auto"/>
+              <w:ind w:left="720"/>
+              <w:rPr>
+                <w:rFonts w:ascii="Google Sans" w:eastAsia="Google Sans" w:hAnsi="Google Sans" w:cs="Google Sans"/>
+                <w:color w:val="EE0000"/>
+                <w:lang w:val="en-US"/>
+              </w:rPr>
+            </w:pPr>
+            <w:r>
+              <w:rPr>
+                <w:rFonts w:ascii="Google Sans" w:eastAsia="Google Sans" w:hAnsi="Google Sans" w:cs="Google Sans"/>
+                <w:color w:val="EE0000"/>
+              </w:rPr>
+              <w:t xml:space="preserve">I enjoyed learning about phishing analysis the most because it was interesting to identify red flags and understand social engineering tactics. I also liked using Wireshark because </w:t>
+            </w:r>
+            <w:r>
+              <w:rPr>
+                <w:rFonts w:ascii="Google Sans" w:eastAsia="Google Sans" w:hAnsi="Google Sans" w:cs="Google Sans"/>
+                <w:color w:val="EE0000"/>
+              </w:rPr>
+              <w:lastRenderedPageBreak/>
+              <w:t>it visually demonstrated how network traffic flows, making technical concepts easier to understand.</w:t>
+            </w:r>
+          </w:p>
+          <w:p>
+            <w:pPr>
+              <w:widowControl w:val="0"/>
+              <w:spacing w:line="240" w:lineRule="auto"/>
+              <w:rPr>
+                <w:rFonts w:ascii="Google Sans" w:eastAsia="Google Sans" w:hAnsi="Google Sans" w:cs="Google Sans"/>
+              </w:rPr>
+            </w:pPr>
           </w:p>
         </w:tc>
       </w:tr>
@@ -4295,11 +4851,127 @@
       </w:rPr>
     </w:lvl>
   </w:abstractNum>
+  <w:abstractNum w:abstractNumId="2" w15:restartNumberingAfterBreak="0">
+    <w:nsid w:val="725C7304"/>
+    <w:multiLevelType w:val="multilevel"/>
+    <w:tmpl w:val="575A8812"/>
+    <w:lvl w:ilvl="0">
+      <w:start w:val="1"/>
+      <w:numFmt w:val="decimal"/>
+      <w:lvlText w:val="%1."/>
+      <w:lvlJc w:val="left"/>
+      <w:pPr>
+        <w:tabs>
+          <w:tab w:val="num" w:pos="720"/>
+        </w:tabs>
+        <w:ind w:left="720" w:hanging="360"/>
+      </w:pPr>
+    </w:lvl>
+    <w:lvl w:ilvl="1" w:tentative="1">
+      <w:start w:val="1"/>
+      <w:numFmt w:val="decimal"/>
+      <w:lvlText w:val="%2."/>
+      <w:lvlJc w:val="left"/>
+      <w:pPr>
+        <w:tabs>
+          <w:tab w:val="num" w:pos="1440"/>
+        </w:tabs>
+        <w:ind w:left="1440" w:hanging="360"/>
+      </w:pPr>
+    </w:lvl>
+    <w:lvl w:ilvl="2" w:tentative="1">
+      <w:start w:val="1"/>
+      <w:numFmt w:val="decimal"/>
+      <w:lvlText w:val="%3."/>
+      <w:lvlJc w:val="left"/>
+      <w:pPr>
+        <w:tabs>
+          <w:tab w:val="num" w:pos="2160"/>
+        </w:tabs>
+        <w:ind w:left="2160" w:hanging="360"/>
+      </w:pPr>
+    </w:lvl>
+    <w:lvl w:ilvl="3" w:tentative="1">
+      <w:start w:val="1"/>
+      <w:numFmt w:val="decimal"/>
+      <w:lvlText w:val="%4."/>
+      <w:lvlJc w:val="left"/>
+      <w:pPr>
+        <w:tabs>
+          <w:tab w:val="num" w:pos="2880"/>
+        </w:tabs>
+        <w:ind w:left="2880" w:hanging="360"/>
+      </w:pPr>
+    </w:lvl>
+    <w:lvl w:ilvl="4" w:tentative="1">
+      <w:start w:val="1"/>
+      <w:numFmt w:val="decimal"/>
+      <w:lvlText w:val="%5."/>
+      <w:lvlJc w:val="left"/>
+      <w:pPr>
+        <w:tabs>
+          <w:tab w:val="num" w:pos="3600"/>
+        </w:tabs>
+        <w:ind w:left="3600" w:hanging="360"/>
+      </w:pPr>
+    </w:lvl>
+    <w:lvl w:ilvl="5" w:tentative="1">
+      <w:start w:val="1"/>
+      <w:numFmt w:val="decimal"/>
+      <w:lvlText w:val="%6."/>
+      <w:lvlJc w:val="left"/>
+      <w:pPr>
+        <w:tabs>
+          <w:tab w:val="num" w:pos="4320"/>
+        </w:tabs>
+        <w:ind w:left="4320" w:hanging="360"/>
+      </w:pPr>
+    </w:lvl>
+    <w:lvl w:ilvl="6" w:tentative="1">
+      <w:start w:val="1"/>
+      <w:numFmt w:val="decimal"/>
+      <w:lvlText w:val="%7."/>
+      <w:lvlJc w:val="left"/>
+      <w:pPr>
+        <w:tabs>
+          <w:tab w:val="num" w:pos="5040"/>
+        </w:tabs>
+        <w:ind w:left="5040" w:hanging="360"/>
+      </w:pPr>
+    </w:lvl>
+    <w:lvl w:ilvl="7" w:tentative="1">
+      <w:start w:val="1"/>
+      <w:numFmt w:val="decimal"/>
+      <w:lvlText w:val="%8."/>
+      <w:lvlJc w:val="left"/>
+      <w:pPr>
+        <w:tabs>
+          <w:tab w:val="num" w:pos="5760"/>
+        </w:tabs>
+        <w:ind w:left="5760" w:hanging="360"/>
+      </w:pPr>
+    </w:lvl>
+    <w:lvl w:ilvl="8" w:tentative="1">
+      <w:start w:val="1"/>
+      <w:numFmt w:val="decimal"/>
+      <w:lvlText w:val="%9."/>
+      <w:lvlJc w:val="left"/>
+      <w:pPr>
+        <w:tabs>
+          <w:tab w:val="num" w:pos="6480"/>
+        </w:tabs>
+        <w:ind w:left="6480" w:hanging="360"/>
+      </w:pPr>
+    </w:lvl>
+  </w:abstractNum>
   <w:num w:numId="1" w16cid:durableId="976227619">
     <w:abstractNumId w:val="0"/>
   </w:num>
   <w:num w:numId="2" w16cid:durableId="839274202">
     <w:abstractNumId w:val="1"/>
+  </w:num>
+  <w:num w:numId="3" w16cid:durableId="1209296920">
+    <w:abstractNumId w:val="2"/>
   </w:num>
 </w:numbering>
 </file>
